--- a/2026年/2026年6月中国电子学会软件编程图形化等级考试3级.docx
+++ b/2026年/2026年6月中国电子学会软件编程图形化等级考试3级.docx
@@ -1,45 +1,5 @@
 
-<file path=docProps\app.xml><?xml version="1.0" encoding="utf-8"?>
-<Properties xmlns="http://schemas.openxmlformats.org/officeDocument/2006/extended-properties" xmlns:vt="http://schemas.openxmlformats.org/officeDocument/2006/docPropsVTypes">
-  <Template>Normal.dotm</Template>
-  <Pages>34</Pages>
-  <Words>6123</Words>
-  <Characters>7002</Characters>
-  <Lines>0</Lines>
-  <Paragraphs>0</Paragraphs>
-  <TotalTime>76</TotalTime>
-  <ScaleCrop>false</ScaleCrop>
-  <LinksUpToDate>false</LinksUpToDate>
-  <CharactersWithSpaces>7248</CharactersWithSpaces>
-  <Application>WPS Office_12.1.0.26895_F1E327BC-269C-435d-A152-05C5408002CA</Application>
-  <DocSecurity>0</DocSecurity>
-</Properties>
-</file>
-
-<file path=docProps\core.xml><?xml version="1.0" encoding="utf-8"?>
-<cp:coreProperties xmlns:cp="http://schemas.openxmlformats.org/package/2006/metadata/core-properties" xmlns:dc="http://purl.org/dc/elements/1.1/" xmlns:dcterms="http://purl.org/dc/terms/" xmlns:dcmitype="http://purl.org/dc/dcmitype/" xmlns:xsi="http://www.w3.org/2001/XMLSchema-instance">
-  <dcterms:created xsi:type="dcterms:W3CDTF">2025-09-29T02:15:00Z</dcterms:created>
-  <dc:creator>a</dc:creator>
-  <cp:lastModifiedBy>人工智能机器人</cp:lastModifiedBy>
-  <dcterms:modified xsi:type="dcterms:W3CDTF">2026-06-25T06:45:38Z</dcterms:modified>
-</cp:coreProperties>
-</file>
-
-<file path=docProps\custom.xml><?xml version="1.0" encoding="utf-8"?>
-<Properties xmlns="http://schemas.openxmlformats.org/officeDocument/2006/custom-properties" xmlns:vt="http://schemas.openxmlformats.org/officeDocument/2006/docPropsVTypes">
-  <property fmtid="{D5CDD505-2E9C-101B-9397-08002B2CF9AE}" pid="2" name="KSOProductBuildVer">
-    <vt:lpwstr>2052-12.1.0.26895</vt:lpwstr>
-  </property>
-  <property fmtid="{D5CDD505-2E9C-101B-9397-08002B2CF9AE}" pid="3" name="ICV">
-    <vt:lpwstr>9B52B58D907545C3B88B7775647D9992_12</vt:lpwstr>
-  </property>
-  <property fmtid="{D5CDD505-2E9C-101B-9397-08002B2CF9AE}" pid="4" name="KSOTemplateDocerSaveRecord">
-    <vt:lpwstr>eyJoZGlkIjoiZTA4NzIyN2MxYTlmMzQ1NGE2MjU5NWRkMjhlOGMxYTAiLCJ1c2VySWQiOiI1NDAwOTYxNzAifQ==</vt:lpwstr>
-  </property>
-</Properties>
-</file>
-
-<file path=word\document.xml><?xml version="1.0" encoding="utf-8"?>
+<file path=word/document.xml><?xml version="1.0" encoding="utf-8"?>
 <w:document xmlns:w="http://schemas.openxmlformats.org/wordprocessingml/2006/main" xmlns:r="http://schemas.openxmlformats.org/officeDocument/2006/relationships" xmlns:wp="http://schemas.openxmlformats.org/drawingml/2006/wordprocessingDrawing" xmlns:a="http://schemas.openxmlformats.org/drawingml/2006/main" xmlns:pic="http://schemas.openxmlformats.org/drawingml/2006/picture">
   <w:body>
     <w:p>
@@ -227,23 +187,23 @@
         </w:rPr>
         <w:drawing>
           <wp:inline distT="0" distB="0" distL="0" distR="0">
-            <wp:extent cx="3132000" cy="2857500"/>
+            <wp:extent cx="3310029" cy="2496707"/>
             <wp:effectExtent l="0" t="0" r="0" b="0"/>
-            <wp:docPr id="101" name="Picture 101" descr="image"/>
+            <wp:docPr id="150" name="Picture 150" descr="image"/>
             <wp:cNvGraphicFramePr>
-              <a:graphicFrameLocks xmlns:a="http://schemas.openxmlformats.org/drawingml/2006/main" noChangeAspect="1"/>
+              <a:graphicFrameLocks noChangeAspect="1"/>
             </wp:cNvGraphicFramePr>
-            <a:graphic xmlns:a="http://schemas.openxmlformats.org/drawingml/2006/main">
+            <a:graphic>
               <a:graphicData uri="http://schemas.openxmlformats.org/drawingml/2006/picture">
-                <pic:pic xmlns:pic="http://schemas.openxmlformats.org/drawingml/2006/picture">
+                <pic:pic>
                   <pic:nvPicPr>
-                    <pic:cNvPr id="101" name="Picture 101" descr="image"/>
+                    <pic:cNvPr id="150" name="Picture 150" descr="image"/>
                     <pic:cNvPicPr>
                       <a:picLocks noChangeAspect="1"/>
                     </pic:cNvPicPr>
                   </pic:nvPicPr>
                   <pic:blipFill>
-                    <a:blip r:embed="rId4|rId5"/>
+                    <a:blip r:embed="rId4"/>
                     <a:stretch>
                       <a:fillRect/>
                     </a:stretch>
@@ -251,7 +211,44 @@
                   <pic:spPr>
                     <a:xfrm>
                       <a:off x="0" y="0"/>
-                      <a:ext cx="3132000" cy="2857500"/>
+                      <a:ext cx="3310029" cy="2496707"/>
+                    </a:xfrm>
+                    <a:prstGeom prst="rect">
+                      <a:avLst/>
+                    </a:prstGeom>
+                  </pic:spPr>
+                </pic:pic>
+              </a:graphicData>
+            </a:graphic>
+          </wp:inline>
+        </w:drawing>
+        <w:drawing>
+          <wp:inline distT="0" distB="0" distL="0" distR="0">
+            <wp:extent cx="2449421" cy="5882394"/>
+            <wp:effectExtent l="0" t="0" r="0" b="0"/>
+            <wp:docPr id="151" name="Picture 151" descr="image"/>
+            <wp:cNvGraphicFramePr>
+              <a:graphicFrameLocks noChangeAspect="1"/>
+            </wp:cNvGraphicFramePr>
+            <a:graphic>
+              <a:graphicData uri="http://schemas.openxmlformats.org/drawingml/2006/picture">
+                <pic:pic>
+                  <pic:nvPicPr>
+                    <pic:cNvPr id="151" name="Picture 151" descr="image"/>
+                    <pic:cNvPicPr>
+                      <a:picLocks noChangeAspect="1"/>
+                    </pic:cNvPicPr>
+                  </pic:nvPicPr>
+                  <pic:blipFill>
+                    <a:blip r:embed="rId5"/>
+                    <a:stretch>
+                      <a:fillRect/>
+                    </a:stretch>
+                  </pic:blipFill>
+                  <pic:spPr>
+                    <a:xfrm>
+                      <a:off x="0" y="0"/>
+                      <a:ext cx="2449421" cy="5882394"/>
                     </a:xfrm>
                     <a:prstGeom prst="rect">
                       <a:avLst/>
@@ -1071,23 +1068,23 @@
         </w:rPr>
         <w:drawing>
           <wp:inline distT="0" distB="0" distL="0" distR="0">
-            <wp:extent cx="3132000" cy="1905000"/>
+            <wp:extent cx="2827219" cy="2124454"/>
             <wp:effectExtent l="0" t="0" r="0" b="0"/>
-            <wp:docPr id="108" name="Picture 108" descr="image"/>
+            <wp:docPr id="152" name="Picture 152" descr="image"/>
             <wp:cNvGraphicFramePr>
-              <a:graphicFrameLocks xmlns:a="http://schemas.openxmlformats.org/drawingml/2006/main" noChangeAspect="1"/>
+              <a:graphicFrameLocks noChangeAspect="1"/>
             </wp:cNvGraphicFramePr>
-            <a:graphic xmlns:a="http://schemas.openxmlformats.org/drawingml/2006/main">
+            <a:graphic>
               <a:graphicData uri="http://schemas.openxmlformats.org/drawingml/2006/picture">
-                <pic:pic xmlns:pic="http://schemas.openxmlformats.org/drawingml/2006/picture">
+                <pic:pic>
                   <pic:nvPicPr>
-                    <pic:cNvPr id="108" name="Picture 108" descr="image"/>
+                    <pic:cNvPr id="152" name="Picture 152" descr="image"/>
                     <pic:cNvPicPr>
                       <a:picLocks noChangeAspect="1"/>
                     </pic:cNvPicPr>
                   </pic:nvPicPr>
                   <pic:blipFill>
-                    <a:blip r:embed="rId12|rId13|rId14"/>
+                    <a:blip r:embed="rId12"/>
                     <a:stretch>
                       <a:fillRect/>
                     </a:stretch>
@@ -1095,7 +1092,81 @@
                   <pic:spPr>
                     <a:xfrm>
                       <a:off x="0" y="0"/>
-                      <a:ext cx="3132000" cy="1905000"/>
+                      <a:ext cx="2827219" cy="2124454"/>
+                    </a:xfrm>
+                    <a:prstGeom prst="rect">
+                      <a:avLst/>
+                    </a:prstGeom>
+                  </pic:spPr>
+                </pic:pic>
+              </a:graphicData>
+            </a:graphic>
+          </wp:inline>
+        </w:drawing>
+        <w:drawing>
+          <wp:inline distT="0" distB="0" distL="0" distR="0">
+            <wp:extent cx="1421688" cy="2075987"/>
+            <wp:effectExtent l="0" t="0" r="0" b="0"/>
+            <wp:docPr id="153" name="Picture 153" descr="image"/>
+            <wp:cNvGraphicFramePr>
+              <a:graphicFrameLocks noChangeAspect="1"/>
+            </wp:cNvGraphicFramePr>
+            <a:graphic>
+              <a:graphicData uri="http://schemas.openxmlformats.org/drawingml/2006/picture">
+                <pic:pic>
+                  <pic:nvPicPr>
+                    <pic:cNvPr id="153" name="Picture 153" descr="image"/>
+                    <pic:cNvPicPr>
+                      <a:picLocks noChangeAspect="1"/>
+                    </pic:cNvPicPr>
+                  </pic:nvPicPr>
+                  <pic:blipFill>
+                    <a:blip r:embed="rId13"/>
+                    <a:stretch>
+                      <a:fillRect/>
+                    </a:stretch>
+                  </pic:blipFill>
+                  <pic:spPr>
+                    <a:xfrm>
+                      <a:off x="0" y="0"/>
+                      <a:ext cx="1421688" cy="2075987"/>
+                    </a:xfrm>
+                    <a:prstGeom prst="rect">
+                      <a:avLst/>
+                    </a:prstGeom>
+                  </pic:spPr>
+                </pic:pic>
+              </a:graphicData>
+            </a:graphic>
+          </wp:inline>
+        </w:drawing>
+        <w:drawing>
+          <wp:inline distT="0" distB="0" distL="0" distR="0">
+            <wp:extent cx="1510543" cy="1995209"/>
+            <wp:effectExtent l="0" t="0" r="0" b="0"/>
+            <wp:docPr id="154" name="Picture 154" descr="image"/>
+            <wp:cNvGraphicFramePr>
+              <a:graphicFrameLocks noChangeAspect="1"/>
+            </wp:cNvGraphicFramePr>
+            <a:graphic>
+              <a:graphicData uri="http://schemas.openxmlformats.org/drawingml/2006/picture">
+                <pic:pic>
+                  <pic:nvPicPr>
+                    <pic:cNvPr id="154" name="Picture 154" descr="image"/>
+                    <pic:cNvPicPr>
+                      <a:picLocks noChangeAspect="1"/>
+                    </pic:cNvPicPr>
+                  </pic:nvPicPr>
+                  <pic:blipFill>
+                    <a:blip r:embed="rId14"/>
+                    <a:stretch>
+                      <a:fillRect/>
+                    </a:stretch>
+                  </pic:blipFill>
+                  <pic:spPr>
+                    <a:xfrm>
+                      <a:off x="0" y="0"/>
+                      <a:ext cx="1510543" cy="1995209"/>
                     </a:xfrm>
                     <a:prstGeom prst="rect">
                       <a:avLst/>
@@ -3981,23 +4052,23 @@
         </w:rPr>
         <w:drawing>
           <wp:inline distT="0" distB="0" distL="0" distR="0">
-            <wp:extent cx="3132000" cy="2857500"/>
+            <wp:extent cx="1943100" cy="1657350"/>
             <wp:effectExtent l="0" t="0" r="0" b="0"/>
-            <wp:docPr id="129" name="Picture 129" descr="image"/>
+            <wp:docPr id="155" name="Picture 155" descr="image"/>
             <wp:cNvGraphicFramePr>
-              <a:graphicFrameLocks xmlns:a="http://schemas.openxmlformats.org/drawingml/2006/main" noChangeAspect="1"/>
+              <a:graphicFrameLocks noChangeAspect="1"/>
             </wp:cNvGraphicFramePr>
-            <a:graphic xmlns:a="http://schemas.openxmlformats.org/drawingml/2006/main">
+            <a:graphic>
               <a:graphicData uri="http://schemas.openxmlformats.org/drawingml/2006/picture">
-                <pic:pic xmlns:pic="http://schemas.openxmlformats.org/drawingml/2006/picture">
+                <pic:pic>
                   <pic:nvPicPr>
-                    <pic:cNvPr id="129" name="Picture 129" descr="image"/>
+                    <pic:cNvPr id="155" name="Picture 155" descr="image"/>
                     <pic:cNvPicPr>
                       <a:picLocks noChangeAspect="1"/>
                     </pic:cNvPicPr>
                   </pic:nvPicPr>
                   <pic:blipFill>
-                    <a:blip r:embed="rId35|rId36"/>
+                    <a:blip r:embed="rId35"/>
                     <a:stretch>
                       <a:fillRect/>
                     </a:stretch>
@@ -4005,7 +4076,44 @@
                   <pic:spPr>
                     <a:xfrm>
                       <a:off x="0" y="0"/>
-                      <a:ext cx="3132000" cy="2857500"/>
+                      <a:ext cx="1943100" cy="1657350"/>
+                    </a:xfrm>
+                    <a:prstGeom prst="rect">
+                      <a:avLst/>
+                    </a:prstGeom>
+                  </pic:spPr>
+                </pic:pic>
+              </a:graphicData>
+            </a:graphic>
+          </wp:inline>
+        </w:drawing>
+        <w:drawing>
+          <wp:inline distT="0" distB="0" distL="0" distR="0">
+            <wp:extent cx="2343150" cy="1409700"/>
+            <wp:effectExtent l="0" t="0" r="0" b="0"/>
+            <wp:docPr id="156" name="Picture 156" descr="image"/>
+            <wp:cNvGraphicFramePr>
+              <a:graphicFrameLocks noChangeAspect="1"/>
+            </wp:cNvGraphicFramePr>
+            <a:graphic>
+              <a:graphicData uri="http://schemas.openxmlformats.org/drawingml/2006/picture">
+                <pic:pic>
+                  <pic:nvPicPr>
+                    <pic:cNvPr id="156" name="Picture 156" descr="image"/>
+                    <pic:cNvPicPr>
+                      <a:picLocks noChangeAspect="1"/>
+                    </pic:cNvPicPr>
+                  </pic:nvPicPr>
+                  <pic:blipFill>
+                    <a:blip r:embed="rId36"/>
+                    <a:stretch>
+                      <a:fillRect/>
+                    </a:stretch>
+                  </pic:blipFill>
+                  <pic:spPr>
+                    <a:xfrm>
+                      <a:off x="0" y="0"/>
+                      <a:ext cx="2343150" cy="1409700"/>
                     </a:xfrm>
                     <a:prstGeom prst="rect">
                       <a:avLst/>
@@ -4278,23 +4386,23 @@
         </w:rPr>
         <w:drawing>
           <wp:inline distT="0" distB="0" distL="0" distR="0">
-            <wp:extent cx="3132000" cy="2286000"/>
+            <wp:extent cx="1752600" cy="1066800"/>
             <wp:effectExtent l="0" t="0" r="0" b="0"/>
-            <wp:docPr id="132" name="Picture 132" descr="image"/>
+            <wp:docPr id="157" name="Picture 157" descr="image"/>
             <wp:cNvGraphicFramePr>
-              <a:graphicFrameLocks xmlns:a="http://schemas.openxmlformats.org/drawingml/2006/main" noChangeAspect="1"/>
+              <a:graphicFrameLocks noChangeAspect="1"/>
             </wp:cNvGraphicFramePr>
-            <a:graphic xmlns:a="http://schemas.openxmlformats.org/drawingml/2006/main">
+            <a:graphic>
               <a:graphicData uri="http://schemas.openxmlformats.org/drawingml/2006/picture">
-                <pic:pic xmlns:pic="http://schemas.openxmlformats.org/drawingml/2006/picture">
+                <pic:pic>
                   <pic:nvPicPr>
-                    <pic:cNvPr id="132" name="Picture 132" descr="image"/>
+                    <pic:cNvPr id="157" name="Picture 157" descr="image"/>
                     <pic:cNvPicPr>
                       <a:picLocks noChangeAspect="1"/>
                     </pic:cNvPicPr>
                   </pic:nvPicPr>
                   <pic:blipFill>
-                    <a:blip r:embed="rId39|rId40"/>
+                    <a:blip r:embed="rId39"/>
                     <a:stretch>
                       <a:fillRect/>
                     </a:stretch>
@@ -4302,7 +4410,44 @@
                   <pic:spPr>
                     <a:xfrm>
                       <a:off x="0" y="0"/>
-                      <a:ext cx="3132000" cy="2286000"/>
+                      <a:ext cx="1752600" cy="1066800"/>
+                    </a:xfrm>
+                    <a:prstGeom prst="rect">
+                      <a:avLst/>
+                    </a:prstGeom>
+                  </pic:spPr>
+                </pic:pic>
+              </a:graphicData>
+            </a:graphic>
+          </wp:inline>
+        </w:drawing>
+        <w:drawing>
+          <wp:inline distT="0" distB="0" distL="0" distR="0">
+            <wp:extent cx="1857375" cy="1028700"/>
+            <wp:effectExtent l="0" t="0" r="0" b="0"/>
+            <wp:docPr id="158" name="Picture 158" descr="image"/>
+            <wp:cNvGraphicFramePr>
+              <a:graphicFrameLocks noChangeAspect="1"/>
+            </wp:cNvGraphicFramePr>
+            <a:graphic>
+              <a:graphicData uri="http://schemas.openxmlformats.org/drawingml/2006/picture">
+                <pic:pic>
+                  <pic:nvPicPr>
+                    <pic:cNvPr id="158" name="Picture 158" descr="image"/>
+                    <pic:cNvPicPr>
+                      <a:picLocks noChangeAspect="1"/>
+                    </pic:cNvPicPr>
+                  </pic:nvPicPr>
+                  <pic:blipFill>
+                    <a:blip r:embed="rId40"/>
+                    <a:stretch>
+                      <a:fillRect/>
+                    </a:stretch>
+                  </pic:blipFill>
+                  <pic:spPr>
+                    <a:xfrm>
+                      <a:off x="0" y="0"/>
+                      <a:ext cx="1857375" cy="1028700"/>
                     </a:xfrm>
                     <a:prstGeom prst="rect">
                       <a:avLst/>
@@ -5194,23 +5339,23 @@
         </w:rPr>
         <w:drawing>
           <wp:inline distT="0" distB="0" distL="0" distR="0">
-            <wp:extent cx="3132000" cy="2857500"/>
+            <wp:extent cx="2799733" cy="2111798"/>
             <wp:effectExtent l="0" t="0" r="0" b="0"/>
-            <wp:docPr id="139" name="Picture 139" descr="image"/>
+            <wp:docPr id="159" name="Picture 159" descr="image"/>
             <wp:cNvGraphicFramePr>
-              <a:graphicFrameLocks xmlns:a="http://schemas.openxmlformats.org/drawingml/2006/main" noChangeAspect="1"/>
+              <a:graphicFrameLocks noChangeAspect="1"/>
             </wp:cNvGraphicFramePr>
-            <a:graphic xmlns:a="http://schemas.openxmlformats.org/drawingml/2006/main">
+            <a:graphic>
               <a:graphicData uri="http://schemas.openxmlformats.org/drawingml/2006/picture">
-                <pic:pic xmlns:pic="http://schemas.openxmlformats.org/drawingml/2006/picture">
+                <pic:pic>
                   <pic:nvPicPr>
-                    <pic:cNvPr id="139" name="Picture 139" descr="image"/>
+                    <pic:cNvPr id="159" name="Picture 159" descr="image"/>
                     <pic:cNvPicPr>
                       <a:picLocks noChangeAspect="1"/>
                     </pic:cNvPicPr>
                   </pic:nvPicPr>
                   <pic:blipFill>
-                    <a:blip r:embed="rId47|rId48"/>
+                    <a:blip r:embed="rId47"/>
                     <a:stretch>
                       <a:fillRect/>
                     </a:stretch>
@@ -5218,7 +5363,44 @@
                   <pic:spPr>
                     <a:xfrm>
                       <a:off x="0" y="0"/>
-                      <a:ext cx="3132000" cy="2857500"/>
+                      <a:ext cx="2799733" cy="2111798"/>
+                    </a:xfrm>
+                    <a:prstGeom prst="rect">
+                      <a:avLst/>
+                    </a:prstGeom>
+                  </pic:spPr>
+                </pic:pic>
+              </a:graphicData>
+            </a:graphic>
+          </wp:inline>
+        </w:drawing>
+        <w:drawing>
+          <wp:inline distT="0" distB="0" distL="0" distR="0">
+            <wp:extent cx="2959717" cy="4359584"/>
+            <wp:effectExtent l="0" t="0" r="0" b="0"/>
+            <wp:docPr id="160" name="Picture 160" descr="image"/>
+            <wp:cNvGraphicFramePr>
+              <a:graphicFrameLocks noChangeAspect="1"/>
+            </wp:cNvGraphicFramePr>
+            <a:graphic>
+              <a:graphicData uri="http://schemas.openxmlformats.org/drawingml/2006/picture">
+                <pic:pic>
+                  <pic:nvPicPr>
+                    <pic:cNvPr id="160" name="Picture 160" descr="image"/>
+                    <pic:cNvPicPr>
+                      <a:picLocks noChangeAspect="1"/>
+                    </pic:cNvPicPr>
+                  </pic:nvPicPr>
+                  <pic:blipFill>
+                    <a:blip r:embed="rId48"/>
+                    <a:stretch>
+                      <a:fillRect/>
+                    </a:stretch>
+                  </pic:blipFill>
+                  <pic:spPr>
+                    <a:xfrm>
+                      <a:off x="0" y="0"/>
+                      <a:ext cx="2959717" cy="4359584"/>
                     </a:xfrm>
                     <a:prstGeom prst="rect">
                       <a:avLst/>
@@ -8286,83 +8468,7 @@
 </w:document>
 </file>
 
-<file path=word\fontTable.xml><?xml version="1.0" encoding="utf-8"?>
-<w:fonts xmlns:mc="http://schemas.openxmlformats.org/markup-compatibility/2006" xmlns:r="http://schemas.openxmlformats.org/officeDocument/2006/relationships" xmlns:w="http://schemas.openxmlformats.org/wordprocessingml/2006/main" xmlns:w14="http://schemas.microsoft.com/office/word/2010/wordml" mc:Ignorable="w14">
-  <w:font w:name="Times New Roman">
-    <w:panose1 w:val="02020603050405020304"/>
-    <w:charset w:val="00"/>
-    <w:family w:val="roman"/>
-    <w:pitch w:val="variable"/>
-    <w:sig w:usb0="20007A87" w:usb1="80000000" w:usb2="00000008" w:usb3="00000000" w:csb0="000001FF" w:csb1="00000000"/>
-  </w:font>
-  <w:font w:name="宋体">
-    <w:panose1 w:val="02010600030101010101"/>
-    <w:charset w:val="86"/>
-    <w:family w:val="auto"/>
-    <w:pitch w:val="default"/>
-    <w:sig w:usb0="00000203" w:usb1="288F0000" w:usb2="00000006" w:usb3="00000000" w:csb0="00040001" w:csb1="00000000"/>
-  </w:font>
-  <w:font w:name="Wingdings">
-    <w:panose1 w:val="05000000000000000000"/>
-    <w:charset w:val="02"/>
-    <w:family w:val="auto"/>
-    <w:pitch w:val="default"/>
-    <w:sig w:usb0="00000000" w:usb1="00000000" w:usb2="00000000" w:usb3="00000000" w:csb0="80000000" w:csb1="00000000"/>
-  </w:font>
-  <w:font w:name="Arial">
-    <w:panose1 w:val="020B0604020202020204"/>
-    <w:charset w:val="01"/>
-    <w:family w:val="swiss"/>
-    <w:pitch w:val="default"/>
-    <w:sig w:usb0="E0002EFF" w:usb1="C000785B" w:usb2="00000009" w:usb3="00000000" w:csb0="400001FF" w:csb1="FFFF0000"/>
-  </w:font>
-  <w:font w:name="黑体">
-    <w:panose1 w:val="02010609060101010101"/>
-    <w:charset w:val="86"/>
-    <w:family w:val="auto"/>
-    <w:pitch w:val="default"/>
-    <w:sig w:usb0="800002BF" w:usb1="38CF7CFA" w:usb2="00000016" w:usb3="00000000" w:csb0="00040001" w:csb1="00000000"/>
-  </w:font>
-  <w:font w:name="Courier New">
-    <w:panose1 w:val="02070309020205020404"/>
-    <w:charset w:val="01"/>
-    <w:family w:val="modern"/>
-    <w:pitch w:val="default"/>
-    <w:sig w:usb0="E0002EFF" w:usb1="C0007843" w:usb2="00000009" w:usb3="00000000" w:csb0="400001FF" w:csb1="FFFF0000"/>
-  </w:font>
-  <w:font w:name="Symbol">
-    <w:panose1 w:val="05050102010706020507"/>
-    <w:charset w:val="02"/>
-    <w:family w:val="roman"/>
-    <w:pitch w:val="default"/>
-    <w:sig w:usb0="00000000" w:usb1="00000000" w:usb2="00000000" w:usb3="00000000" w:csb0="80000000" w:csb1="00000000"/>
-  </w:font>
-  <w:font w:name="Calibri">
-    <w:panose1 w:val="020F0502020204030204"/>
-    <w:charset w:val="00"/>
-    <w:family w:val="swiss"/>
-    <w:pitch w:val="default"/>
-    <w:sig w:usb0="E4002EFF" w:usb1="C000247B" w:usb2="00000009" w:usb3="00000000" w:csb0="200001FF" w:csb1="00000000"/>
-  </w:font>
-  <w:font w:name="font-size:16px;background-color:oklch(0 0 0 / 0.03);">
-    <w:altName w:val="Segoe Print"/>
-    <w:panose1 w:val="00000000000000000000"/>
-    <w:charset w:val="00"/>
-    <w:family w:val="auto"/>
-    <w:pitch w:val="default"/>
-    <w:sig w:usb0="00000000" w:usb1="00000000" w:usb2="00000000" w:usb3="00000000" w:csb0="00000000" w:csb1="00000000"/>
-  </w:font>
-  <w:font w:name="Segoe Print">
-    <w:panose1 w:val="02000600000000000000"/>
-    <w:charset w:val="00"/>
-    <w:family w:val="auto"/>
-    <w:pitch w:val="default"/>
-    <w:sig w:usb0="0000028F" w:usb1="00000000" w:usb2="00000000" w:usb3="00000000" w:csb0="2000009F" w:csb1="47010000"/>
-  </w:font>
-</w:fonts>
-</file>
-
-<file path=word\footer1.xml><?xml version="1.0" encoding="utf-8"?>
+<file path=word/footer1.xml><?xml version="1.0" encoding="utf-8"?>
 <w:ftr xmlns:w="http://schemas.openxmlformats.org/wordprocessingml/2006/main">
   <w:p>
     <w:pPr>
@@ -8442,75 +8548,7 @@
 </w:ftr>
 </file>
 
-<file path=word\settings.xml><?xml version="1.0" encoding="utf-8"?>
-<w:settings xmlns:mc="http://schemas.openxmlformats.org/markup-compatibility/2006" xmlns:o="urn:schemas-microsoft-com:office:office" xmlns:r="http://schemas.openxmlformats.org/officeDocument/2006/relationships" xmlns:m="http://schemas.openxmlformats.org/officeDocument/2006/math" xmlns:v="urn:schemas-microsoft-com:vml" xmlns:w10="urn:schemas-microsoft-com:office:word" xmlns:w="http://schemas.openxmlformats.org/wordprocessingml/2006/main" xmlns:w14="http://schemas.microsoft.com/office/word/2010/wordml" xmlns:sl="http://schemas.openxmlformats.org/schemaLibrary/2006/main" xmlns:wpsCustomData="http://www.wps.cn/officeDocument/2013/wpsCustomData" mc:Ignorable="w14">
-  <w:zoom w:percent="110"/>
-  <w:embedSystemFonts/>
-  <w:bordersDoNotSurroundHeader w:val="0"/>
-  <w:bordersDoNotSurroundFooter w:val="0"/>
-  <w:documentProtection w:enforcement="0"/>
-  <w:defaultTabStop w:val="420"/>
-  <w:drawingGridVerticalSpacing w:val="156"/>
-  <w:displayHorizontalDrawingGridEvery w:val="1"/>
-  <w:displayVerticalDrawingGridEvery w:val="1"/>
-  <w:noPunctuationKerning w:val="1"/>
-  <w:characterSpacingControl w:val="compressPunctuation"/>
-  <w:compat>
-    <w:spaceForUL/>
-    <w:balanceSingleByteDoubleByteWidth/>
-    <w:doNotLeaveBackslashAlone/>
-    <w:ulTrailSpace/>
-    <w:doNotExpandShiftReturn/>
-    <w:adjustLineHeightInTable/>
-    <w:doNotWrapTextWithPunct/>
-    <w:doNotUseEastAsianBreakRules/>
-    <w:useFELayout/>
-    <w:compatSetting w:name="compatibilityMode" w:uri="http://schemas.microsoft.com/office/word" w:val="14"/>
-    <w:compatSetting w:name="overrideTableStyleFontSizeAndJustification" w:uri="http://schemas.microsoft.com/office/word" w:val="1"/>
-    <w:compatSetting w:name="enableOpenTypeFeatures" w:uri="http://schemas.microsoft.com/office/word" w:val="1"/>
-    <w:compatSetting w:name="doNotFlipMirrorIndents" w:uri="http://schemas.microsoft.com/office/word" w:val="1"/>
-  </w:compat>
-  <w:rsids>
-    <w:rsidRoot w:val="00000000"/>
-    <w:rsid w:val="0AAB74D9"/>
-    <w:rsid w:val="2DEF7B6A"/>
-    <w:rsid w:val="3057125D"/>
-    <w:rsid w:val="3C6C46B1"/>
-    <w:rsid w:val="44A142A6"/>
-    <w:rsid w:val="44DE5DD7"/>
-    <w:rsid w:val="5248208F"/>
-    <w:rsid w:val="58ED44B6"/>
-    <w:rsid w:val="67791B52"/>
-    <w:rsid w:val="69432CED"/>
-    <w:rsid w:val="750F3E1D"/>
-    <w:rsid w:val="751A43AC"/>
-    <w:rsid w:val="76926517"/>
-  </w:rsids>
-  <m:mathPr>
-    <m:mathFont m:val="Cambria Math"/>
-    <m:brkBin m:val="before"/>
-    <m:brkBinSub m:val="--"/>
-    <m:smallFrac m:val="0"/>
-    <m:dispDef/>
-    <m:lMargin m:val="0"/>
-    <m:rMargin m:val="0"/>
-    <m:defJc m:val="centerGroup"/>
-    <m:wrapIndent m:val="1440"/>
-    <m:intLim m:val="subSup"/>
-    <m:naryLim m:val="undOvr"/>
-  </m:mathPr>
-  <w:themeFontLang w:val="en-US" w:eastAsia="zh-CN"/>
-  <w:clrSchemeMapping w:bg1="light1" w:t1="dark1" w:bg2="light2" w:t2="dark2" w:accent1="accent1" w:accent2="accent2" w:accent3="accent3" w:accent4="accent4" w:accent5="accent5" w:accent6="accent6" w:hyperlink="hyperlink" w:followedHyperlink="followedHyperlink"/>
-  <w:doNotIncludeSubdocsInStats/>
-  <mc:AlternateContent>
-    <mc:Choice Requires="wpsCustomData">
-      <wpsCustomData:typoFeatureVersion val="0"/>
-    </mc:Choice>
-  </mc:AlternateContent>
-</w:settings>
-</file>
-
-<file path=word\styles.xml><?xml version="1.0" encoding="utf-8"?>
+<file path=word/styles.xml><?xml version="1.0" encoding="utf-8"?>
 <w:styles xmlns:mc="http://schemas.openxmlformats.org/markup-compatibility/2006" xmlns:o="urn:schemas-microsoft-com:office:office" xmlns:r="http://schemas.openxmlformats.org/officeDocument/2006/relationships" xmlns:m="http://schemas.openxmlformats.org/officeDocument/2006/math" xmlns:v="urn:schemas-microsoft-com:vml" xmlns:w="http://schemas.openxmlformats.org/wordprocessingml/2006/main" xmlns:w14="http://schemas.microsoft.com/office/word/2010/wordml" xmlns:w10="urn:schemas-microsoft-com:office:word" xmlns:sl="http://schemas.openxmlformats.org/schemaLibrary/2006/main" xmlns:wpsCustomData="http://www.wps.cn/officeDocument/2013/wpsCustomData" mc:Ignorable="w14">
   <w:docDefaults>
     <w:rPrDefault>
@@ -8841,7 +8879,7 @@
 </w:styles>
 </file>
 
-<file path=word\theme\theme1.xml><?xml version="1.0" encoding="utf-8"?>
+<file path=word/theme/theme1.xml><?xml version="1.0" encoding="utf-8"?>
 <a:theme xmlns:a="http://schemas.openxmlformats.org/drawingml/2006/main" name="WPS">
   <a:themeElements>
     <a:clrScheme name="WPS">
